--- a/Docker build.docx
+++ b/Docker build.docx
@@ -4,6 +4,9 @@
   <w:body>
     <w:p>
       <w:r>
+        <w:rPr>
+          <w:noProof/>
+        </w:rPr>
         <w:drawing>
           <wp:inline distT="0" distB="0" distL="0" distR="0" wp14:anchorId="323D2F18" wp14:editId="1CBE7BFE">
             <wp:extent cx="5731510" cy="2412365"/>
@@ -44,6 +47,9 @@
     <w:p/>
     <w:p>
       <w:r>
+        <w:rPr>
+          <w:noProof/>
+        </w:rPr>
         <w:drawing>
           <wp:inline distT="0" distB="0" distL="0" distR="0" wp14:anchorId="6BDBB7FB" wp14:editId="494BB9C8">
             <wp:extent cx="5731510" cy="3406140"/>
@@ -83,6 +89,9 @@
     </w:p>
     <w:p>
       <w:r>
+        <w:rPr>
+          <w:noProof/>
+        </w:rPr>
         <w:lastRenderedPageBreak/>
         <w:drawing>
           <wp:inline distT="0" distB="0" distL="0" distR="0" wp14:anchorId="2995763E" wp14:editId="76092484">
@@ -123,6 +132,9 @@
     </w:p>
     <w:p>
       <w:r>
+        <w:rPr>
+          <w:noProof/>
+        </w:rPr>
         <w:drawing>
           <wp:inline distT="0" distB="0" distL="0" distR="0" wp14:anchorId="56A86D54" wp14:editId="5342CDD9">
             <wp:extent cx="5731510" cy="3388360"/>
@@ -162,6 +174,9 @@
     </w:p>
     <w:p>
       <w:r>
+        <w:rPr>
+          <w:noProof/>
+        </w:rPr>
         <w:lastRenderedPageBreak/>
         <w:drawing>
           <wp:inline distT="0" distB="0" distL="0" distR="0" wp14:anchorId="2096427E" wp14:editId="197CF1FF">
@@ -202,6 +217,9 @@
     </w:p>
     <w:p>
       <w:r>
+        <w:rPr>
+          <w:noProof/>
+        </w:rPr>
         <w:drawing>
           <wp:inline distT="0" distB="0" distL="0" distR="0" wp14:anchorId="605D6703" wp14:editId="7B595728">
             <wp:extent cx="5731510" cy="3068320"/>
@@ -241,6 +259,9 @@
     </w:p>
     <w:p>
       <w:r>
+        <w:rPr>
+          <w:noProof/>
+        </w:rPr>
         <w:lastRenderedPageBreak/>
         <w:drawing>
           <wp:inline distT="0" distB="0" distL="0" distR="0" wp14:anchorId="552F649C" wp14:editId="52E31C15">
@@ -281,6 +302,9 @@
     </w:p>
     <w:p>
       <w:r>
+        <w:rPr>
+          <w:noProof/>
+        </w:rPr>
         <w:drawing>
           <wp:inline distT="0" distB="0" distL="0" distR="0" wp14:anchorId="649B2F4E" wp14:editId="5F5D781D">
             <wp:extent cx="5731510" cy="915670"/>
@@ -320,6 +344,9 @@
     </w:p>
     <w:p>
       <w:r>
+        <w:rPr>
+          <w:noProof/>
+        </w:rPr>
         <w:drawing>
           <wp:inline distT="0" distB="0" distL="0" distR="0" wp14:anchorId="58B48A46" wp14:editId="212980EA">
             <wp:extent cx="5283472" cy="1968601"/>
@@ -360,6 +387,9 @@
     <w:p/>
     <w:p>
       <w:r>
+        <w:rPr>
+          <w:noProof/>
+        </w:rPr>
         <w:lastRenderedPageBreak/>
         <w:drawing>
           <wp:inline distT="0" distB="0" distL="0" distR="0" wp14:anchorId="2CC70D88" wp14:editId="475DF6A8">
@@ -403,6 +433,9 @@
     <w:p/>
     <w:p>
       <w:r>
+        <w:rPr>
+          <w:noProof/>
+        </w:rPr>
         <w:drawing>
           <wp:inline distT="0" distB="0" distL="0" distR="0" wp14:anchorId="589F891E" wp14:editId="307F992C">
             <wp:extent cx="5731510" cy="4558030"/>
@@ -452,6 +485,9 @@
     <w:p/>
     <w:p>
       <w:r>
+        <w:rPr>
+          <w:noProof/>
+        </w:rPr>
         <w:drawing>
           <wp:inline distT="0" distB="0" distL="0" distR="0" wp14:anchorId="75910FD9" wp14:editId="58419BDB">
             <wp:extent cx="5731510" cy="2844165"/>
@@ -492,6 +528,9 @@
     <w:p/>
     <w:p>
       <w:r>
+        <w:rPr>
+          <w:noProof/>
+        </w:rPr>
         <w:drawing>
           <wp:inline distT="0" distB="0" distL="0" distR="0" wp14:anchorId="560BA7F9" wp14:editId="0EA76475">
             <wp:extent cx="5731510" cy="2653030"/>
@@ -531,6 +570,9 @@
     </w:p>
     <w:p>
       <w:r>
+        <w:rPr>
+          <w:noProof/>
+        </w:rPr>
         <w:lastRenderedPageBreak/>
         <w:drawing>
           <wp:inline distT="0" distB="0" distL="0" distR="0" wp14:anchorId="0F36DF80" wp14:editId="5ECCDD06">
@@ -572,6 +614,9 @@
     <w:p/>
     <w:p>
       <w:r>
+        <w:rPr>
+          <w:noProof/>
+        </w:rPr>
         <w:drawing>
           <wp:inline distT="0" distB="0" distL="0" distR="0" wp14:anchorId="0FA88FB2" wp14:editId="0F4BCCBC">
             <wp:extent cx="5731510" cy="1494790"/>
@@ -614,6 +659,9 @@
     <w:p/>
     <w:p>
       <w:r>
+        <w:rPr>
+          <w:noProof/>
+        </w:rPr>
         <w:lastRenderedPageBreak/>
         <w:drawing>
           <wp:inline distT="0" distB="0" distL="0" distR="0" wp14:anchorId="2186C7D0" wp14:editId="73694168">
@@ -652,6 +700,9 @@
         </w:drawing>
       </w:r>
       <w:r>
+        <w:rPr>
+          <w:noProof/>
+        </w:rPr>
         <w:drawing>
           <wp:inline distT="0" distB="0" distL="0" distR="0" wp14:anchorId="5CD3B5C2" wp14:editId="7B49A3AE">
             <wp:extent cx="5731510" cy="1099820"/>
@@ -677,6 +728,1651 @@
                     <a:xfrm>
                       <a:off x="0" y="0"/>
                       <a:ext cx="5731510" cy="1099820"/>
+                    </a:xfrm>
+                    <a:prstGeom prst="rect">
+                      <a:avLst/>
+                    </a:prstGeom>
+                  </pic:spPr>
+                </pic:pic>
+              </a:graphicData>
+            </a:graphic>
+          </wp:inline>
+        </w:drawing>
+      </w:r>
+    </w:p>
+    <w:p>
+      <w:r>
+        <w:drawing>
+          <wp:inline distT="0" distB="0" distL="0" distR="0" wp14:anchorId="047636E0" wp14:editId="2055952A">
+            <wp:extent cx="5731510" cy="2569210"/>
+            <wp:effectExtent l="0" t="0" r="2540" b="2540"/>
+            <wp:docPr id="446821240" name="Picture 1"/>
+            <wp:cNvGraphicFramePr>
+              <a:graphicFrameLocks xmlns:a="http://schemas.openxmlformats.org/drawingml/2006/main" noChangeAspect="1"/>
+            </wp:cNvGraphicFramePr>
+            <a:graphic xmlns:a="http://schemas.openxmlformats.org/drawingml/2006/main">
+              <a:graphicData uri="http://schemas.openxmlformats.org/drawingml/2006/picture">
+                <pic:pic xmlns:pic="http://schemas.openxmlformats.org/drawingml/2006/picture">
+                  <pic:nvPicPr>
+                    <pic:cNvPr id="446821240" name=""/>
+                    <pic:cNvPicPr/>
+                  </pic:nvPicPr>
+                  <pic:blipFill>
+                    <a:blip r:embed="rId21"/>
+                    <a:stretch>
+                      <a:fillRect/>
+                    </a:stretch>
+                  </pic:blipFill>
+                  <pic:spPr>
+                    <a:xfrm>
+                      <a:off x="0" y="0"/>
+                      <a:ext cx="5731510" cy="2569210"/>
+                    </a:xfrm>
+                    <a:prstGeom prst="rect">
+                      <a:avLst/>
+                    </a:prstGeom>
+                  </pic:spPr>
+                </pic:pic>
+              </a:graphicData>
+            </a:graphic>
+          </wp:inline>
+        </w:drawing>
+      </w:r>
+    </w:p>
+    <w:p>
+      <w:r>
+        <w:lastRenderedPageBreak/>
+        <w:drawing>
+          <wp:inline distT="0" distB="0" distL="0" distR="0" wp14:anchorId="2C3030C9" wp14:editId="537A6162">
+            <wp:extent cx="5731510" cy="2237105"/>
+            <wp:effectExtent l="0" t="0" r="2540" b="0"/>
+            <wp:docPr id="1007717359" name="Picture 1"/>
+            <wp:cNvGraphicFramePr>
+              <a:graphicFrameLocks xmlns:a="http://schemas.openxmlformats.org/drawingml/2006/main" noChangeAspect="1"/>
+            </wp:cNvGraphicFramePr>
+            <a:graphic xmlns:a="http://schemas.openxmlformats.org/drawingml/2006/main">
+              <a:graphicData uri="http://schemas.openxmlformats.org/drawingml/2006/picture">
+                <pic:pic xmlns:pic="http://schemas.openxmlformats.org/drawingml/2006/picture">
+                  <pic:nvPicPr>
+                    <pic:cNvPr id="1007717359" name=""/>
+                    <pic:cNvPicPr/>
+                  </pic:nvPicPr>
+                  <pic:blipFill>
+                    <a:blip r:embed="rId22"/>
+                    <a:stretch>
+                      <a:fillRect/>
+                    </a:stretch>
+                  </pic:blipFill>
+                  <pic:spPr>
+                    <a:xfrm>
+                      <a:off x="0" y="0"/>
+                      <a:ext cx="5731510" cy="2237105"/>
+                    </a:xfrm>
+                    <a:prstGeom prst="rect">
+                      <a:avLst/>
+                    </a:prstGeom>
+                  </pic:spPr>
+                </pic:pic>
+              </a:graphicData>
+            </a:graphic>
+          </wp:inline>
+        </w:drawing>
+      </w:r>
+    </w:p>
+    <w:p>
+      <w:r>
+        <w:drawing>
+          <wp:inline distT="0" distB="0" distL="0" distR="0" wp14:anchorId="435F6C4D" wp14:editId="345A9FC1">
+            <wp:extent cx="5731510" cy="1522730"/>
+            <wp:effectExtent l="0" t="0" r="2540" b="1270"/>
+            <wp:docPr id="1374098912" name="Picture 1"/>
+            <wp:cNvGraphicFramePr>
+              <a:graphicFrameLocks xmlns:a="http://schemas.openxmlformats.org/drawingml/2006/main" noChangeAspect="1"/>
+            </wp:cNvGraphicFramePr>
+            <a:graphic xmlns:a="http://schemas.openxmlformats.org/drawingml/2006/main">
+              <a:graphicData uri="http://schemas.openxmlformats.org/drawingml/2006/picture">
+                <pic:pic xmlns:pic="http://schemas.openxmlformats.org/drawingml/2006/picture">
+                  <pic:nvPicPr>
+                    <pic:cNvPr id="1374098912" name=""/>
+                    <pic:cNvPicPr/>
+                  </pic:nvPicPr>
+                  <pic:blipFill>
+                    <a:blip r:embed="rId23"/>
+                    <a:stretch>
+                      <a:fillRect/>
+                    </a:stretch>
+                  </pic:blipFill>
+                  <pic:spPr>
+                    <a:xfrm>
+                      <a:off x="0" y="0"/>
+                      <a:ext cx="5731510" cy="1522730"/>
+                    </a:xfrm>
+                    <a:prstGeom prst="rect">
+                      <a:avLst/>
+                    </a:prstGeom>
+                  </pic:spPr>
+                </pic:pic>
+              </a:graphicData>
+            </a:graphic>
+          </wp:inline>
+        </w:drawing>
+      </w:r>
+    </w:p>
+    <w:p>
+      <w:r>
+        <w:drawing>
+          <wp:inline distT="0" distB="0" distL="0" distR="0" wp14:anchorId="088BE3B1" wp14:editId="525ADFB9">
+            <wp:extent cx="5731510" cy="3788410"/>
+            <wp:effectExtent l="0" t="0" r="2540" b="2540"/>
+            <wp:docPr id="370735112" name="Picture 1"/>
+            <wp:cNvGraphicFramePr>
+              <a:graphicFrameLocks xmlns:a="http://schemas.openxmlformats.org/drawingml/2006/main" noChangeAspect="1"/>
+            </wp:cNvGraphicFramePr>
+            <a:graphic xmlns:a="http://schemas.openxmlformats.org/drawingml/2006/main">
+              <a:graphicData uri="http://schemas.openxmlformats.org/drawingml/2006/picture">
+                <pic:pic xmlns:pic="http://schemas.openxmlformats.org/drawingml/2006/picture">
+                  <pic:nvPicPr>
+                    <pic:cNvPr id="370735112" name=""/>
+                    <pic:cNvPicPr/>
+                  </pic:nvPicPr>
+                  <pic:blipFill>
+                    <a:blip r:embed="rId24"/>
+                    <a:stretch>
+                      <a:fillRect/>
+                    </a:stretch>
+                  </pic:blipFill>
+                  <pic:spPr>
+                    <a:xfrm>
+                      <a:off x="0" y="0"/>
+                      <a:ext cx="5731510" cy="3788410"/>
+                    </a:xfrm>
+                    <a:prstGeom prst="rect">
+                      <a:avLst/>
+                    </a:prstGeom>
+                  </pic:spPr>
+                </pic:pic>
+              </a:graphicData>
+            </a:graphic>
+          </wp:inline>
+        </w:drawing>
+      </w:r>
+    </w:p>
+    <w:p>
+      <w:r>
+        <w:lastRenderedPageBreak/>
+        <w:drawing>
+          <wp:inline distT="0" distB="0" distL="0" distR="0" wp14:anchorId="7815CC24" wp14:editId="3862C1D1">
+            <wp:extent cx="5731510" cy="2074545"/>
+            <wp:effectExtent l="0" t="0" r="2540" b="1905"/>
+            <wp:docPr id="193206929" name="Picture 1"/>
+            <wp:cNvGraphicFramePr>
+              <a:graphicFrameLocks xmlns:a="http://schemas.openxmlformats.org/drawingml/2006/main" noChangeAspect="1"/>
+            </wp:cNvGraphicFramePr>
+            <a:graphic xmlns:a="http://schemas.openxmlformats.org/drawingml/2006/main">
+              <a:graphicData uri="http://schemas.openxmlformats.org/drawingml/2006/picture">
+                <pic:pic xmlns:pic="http://schemas.openxmlformats.org/drawingml/2006/picture">
+                  <pic:nvPicPr>
+                    <pic:cNvPr id="193206929" name=""/>
+                    <pic:cNvPicPr/>
+                  </pic:nvPicPr>
+                  <pic:blipFill>
+                    <a:blip r:embed="rId25"/>
+                    <a:stretch>
+                      <a:fillRect/>
+                    </a:stretch>
+                  </pic:blipFill>
+                  <pic:spPr>
+                    <a:xfrm>
+                      <a:off x="0" y="0"/>
+                      <a:ext cx="5731510" cy="2074545"/>
+                    </a:xfrm>
+                    <a:prstGeom prst="rect">
+                      <a:avLst/>
+                    </a:prstGeom>
+                  </pic:spPr>
+                </pic:pic>
+              </a:graphicData>
+            </a:graphic>
+          </wp:inline>
+        </w:drawing>
+      </w:r>
+    </w:p>
+    <w:p/>
+    <w:p>
+      <w:r>
+        <w:drawing>
+          <wp:inline distT="0" distB="0" distL="0" distR="0" wp14:anchorId="742D6A05" wp14:editId="2E7AC393">
+            <wp:extent cx="5731510" cy="2543175"/>
+            <wp:effectExtent l="0" t="0" r="2540" b="9525"/>
+            <wp:docPr id="83802853" name="Picture 1"/>
+            <wp:cNvGraphicFramePr>
+              <a:graphicFrameLocks xmlns:a="http://schemas.openxmlformats.org/drawingml/2006/main" noChangeAspect="1"/>
+            </wp:cNvGraphicFramePr>
+            <a:graphic xmlns:a="http://schemas.openxmlformats.org/drawingml/2006/main">
+              <a:graphicData uri="http://schemas.openxmlformats.org/drawingml/2006/picture">
+                <pic:pic xmlns:pic="http://schemas.openxmlformats.org/drawingml/2006/picture">
+                  <pic:nvPicPr>
+                    <pic:cNvPr id="83802853" name=""/>
+                    <pic:cNvPicPr/>
+                  </pic:nvPicPr>
+                  <pic:blipFill>
+                    <a:blip r:embed="rId26"/>
+                    <a:stretch>
+                      <a:fillRect/>
+                    </a:stretch>
+                  </pic:blipFill>
+                  <pic:spPr>
+                    <a:xfrm>
+                      <a:off x="0" y="0"/>
+                      <a:ext cx="5731510" cy="2543175"/>
+                    </a:xfrm>
+                    <a:prstGeom prst="rect">
+                      <a:avLst/>
+                    </a:prstGeom>
+                  </pic:spPr>
+                </pic:pic>
+              </a:graphicData>
+            </a:graphic>
+          </wp:inline>
+        </w:drawing>
+      </w:r>
+    </w:p>
+    <w:p/>
+    <w:p/>
+    <w:p/>
+    <w:p/>
+    <w:p/>
+    <w:p/>
+    <w:p/>
+    <w:p/>
+    <w:p/>
+    <w:p/>
+    <w:p/>
+    <w:p>
+      <w:r>
+        <w:lastRenderedPageBreak/>
+        <w:t xml:space="preserve">Jenkins CI -CD </w:t>
+      </w:r>
+    </w:p>
+    <w:p/>
+    <w:p/>
+    <w:p>
+      <w:r>
+        <w:t>Started by user admin</w:t>
+      </w:r>
+    </w:p>
+    <w:p>
+      <w:r>
+        <w:t>Obtained Jenkinsfile from git https://github.com/anusharavikiran26/devops-build.git</w:t>
+      </w:r>
+    </w:p>
+    <w:p>
+      <w:r>
+        <w:t>[Pipeline] Start of Pipeline</w:t>
+      </w:r>
+    </w:p>
+    <w:p>
+      <w:r>
+        <w:t>[Pipeline] node</w:t>
+      </w:r>
+    </w:p>
+    <w:p>
+      <w:r>
+        <w:t>Running on Jenkins in /var/jenkins_home/workspace/CI-CD</w:t>
+      </w:r>
+    </w:p>
+    <w:p>
+      <w:r>
+        <w:t>[Pipeline] {</w:t>
+      </w:r>
+    </w:p>
+    <w:p>
+      <w:r>
+        <w:t>[Pipeline] stage</w:t>
+      </w:r>
+    </w:p>
+    <w:p>
+      <w:r>
+        <w:t>[Pipeline] { (Declarative: Checkout SCM)</w:t>
+      </w:r>
+    </w:p>
+    <w:p>
+      <w:r>
+        <w:t>[Pipeline] checkout</w:t>
+      </w:r>
+    </w:p>
+    <w:p>
+      <w:r>
+        <w:t>Selected Git installation does not exist. Using Default</w:t>
+      </w:r>
+    </w:p>
+    <w:p>
+      <w:r>
+        <w:t>The recommended git tool is: NONE</w:t>
+      </w:r>
+    </w:p>
+    <w:p>
+      <w:r>
+        <w:t>No credentials specified</w:t>
+      </w:r>
+    </w:p>
+    <w:p>
+      <w:r>
+        <w:t xml:space="preserve"> &gt; git rev-parse --resolve-git-dir /var/jenkins_home/workspace/CI-CD/.git # timeout=10</w:t>
+      </w:r>
+    </w:p>
+    <w:p>
+      <w:r>
+        <w:t>Fetching changes from the remote Git repository</w:t>
+      </w:r>
+    </w:p>
+    <w:p>
+      <w:r>
+        <w:t xml:space="preserve"> &gt; git config remote.origin.url https://github.com/anusharavikiran26/devops-build.git # timeout=10</w:t>
+      </w:r>
+    </w:p>
+    <w:p>
+      <w:r>
+        <w:t>Fetching upstream changes from https://github.com/anusharavikiran26/devops-build.git</w:t>
+      </w:r>
+    </w:p>
+    <w:p>
+      <w:r>
+        <w:t xml:space="preserve"> &gt; git --version # timeout=10</w:t>
+      </w:r>
+    </w:p>
+    <w:p>
+      <w:r>
+        <w:t xml:space="preserve"> &gt; git --version # 'git version 2.47.3'</w:t>
+      </w:r>
+    </w:p>
+    <w:p>
+      <w:r>
+        <w:t xml:space="preserve"> &gt; git fetch --tags --force --progress -- https://github.com/anusharavikiran26/devops-build.git +refs/heads/*:refs/remotes/origin/* # timeout=10</w:t>
+      </w:r>
+    </w:p>
+    <w:p>
+      <w:r>
+        <w:t xml:space="preserve"> &gt; git rev-parse refs/remotes/origin/main^{commit} # timeout=10</w:t>
+      </w:r>
+    </w:p>
+    <w:p>
+      <w:r>
+        <w:t>Checking out Revision 8076166acf3941b0f0944ec658ae5cf67cabc04c (refs/remotes/origin/main)</w:t>
+      </w:r>
+    </w:p>
+    <w:p>
+      <w:r>
+        <w:t xml:space="preserve"> &gt; git config core.sparsecheckout # timeout=10</w:t>
+      </w:r>
+    </w:p>
+    <w:p>
+      <w:r>
+        <w:lastRenderedPageBreak/>
+        <w:t xml:space="preserve"> &gt; git checkout -f 8076166acf3941b0f0944ec658ae5cf67cabc04c # timeout=10</w:t>
+      </w:r>
+    </w:p>
+    <w:p>
+      <w:r>
+        <w:t>Commit message: "Fix Jenkinsfile branch detection and credential handling"</w:t>
+      </w:r>
+    </w:p>
+    <w:p>
+      <w:r>
+        <w:t xml:space="preserve"> &gt; git rev-list --no-walk 8076166acf3941b0f0944ec658ae5cf67cabc04c # timeout=10</w:t>
+      </w:r>
+    </w:p>
+    <w:p>
+      <w:r>
+        <w:t>[Pipeline] }</w:t>
+      </w:r>
+    </w:p>
+    <w:p>
+      <w:r>
+        <w:t>[Pipeline] // stage</w:t>
+      </w:r>
+    </w:p>
+    <w:p>
+      <w:r>
+        <w:t>[Pipeline] withEnv</w:t>
+      </w:r>
+    </w:p>
+    <w:p>
+      <w:r>
+        <w:t>[Pipeline] {</w:t>
+      </w:r>
+    </w:p>
+    <w:p>
+      <w:r>
+        <w:t>[Pipeline] withCredentials</w:t>
+      </w:r>
+    </w:p>
+    <w:p>
+      <w:r>
+        <w:t>Masking supported pattern matches of $DOCKERHUB_CREDS or $DOCKERHUB_CREDS_PSW</w:t>
+      </w:r>
+    </w:p>
+    <w:p>
+      <w:r>
+        <w:t>[Pipeline] {</w:t>
+      </w:r>
+    </w:p>
+    <w:p>
+      <w:r>
+        <w:t>[Pipeline] withEnv</w:t>
+      </w:r>
+    </w:p>
+    <w:p>
+      <w:r>
+        <w:t>[Pipeline] {</w:t>
+      </w:r>
+    </w:p>
+    <w:p>
+      <w:r>
+        <w:t>[Pipeline] stage</w:t>
+      </w:r>
+    </w:p>
+    <w:p>
+      <w:r>
+        <w:t>[Pipeline] { (Checkout)</w:t>
+      </w:r>
+    </w:p>
+    <w:p>
+      <w:r>
+        <w:t>[Pipeline] checkout</w:t>
+      </w:r>
+    </w:p>
+    <w:p>
+      <w:r>
+        <w:t>Selected Git installation does not exist. Using Default</w:t>
+      </w:r>
+    </w:p>
+    <w:p>
+      <w:r>
+        <w:t>The recommended git tool is: NONE</w:t>
+      </w:r>
+    </w:p>
+    <w:p>
+      <w:r>
+        <w:t>No credentials specified</w:t>
+      </w:r>
+    </w:p>
+    <w:p>
+      <w:r>
+        <w:t xml:space="preserve"> &gt; git rev-parse --resolve-git-dir /var/jenkins_home/workspace/CI-CD/.git # timeout=10</w:t>
+      </w:r>
+    </w:p>
+    <w:p>
+      <w:r>
+        <w:t>Fetching changes from the remote Git repository</w:t>
+      </w:r>
+    </w:p>
+    <w:p>
+      <w:r>
+        <w:t xml:space="preserve"> &gt; git config remote.origin.url https://github.com/anusharavikiran26/devops-build.git # timeout=10</w:t>
+      </w:r>
+    </w:p>
+    <w:p>
+      <w:r>
+        <w:t>Fetching upstream changes from https://github.com/anusharavikiran26/devops-build.git</w:t>
+      </w:r>
+    </w:p>
+    <w:p>
+      <w:r>
+        <w:t xml:space="preserve"> &gt; git --version # timeout=10</w:t>
+      </w:r>
+    </w:p>
+    <w:p>
+      <w:r>
+        <w:t xml:space="preserve"> &gt; git --version # 'git version 2.47.3'</w:t>
+      </w:r>
+    </w:p>
+    <w:p>
+      <w:r>
+        <w:t xml:space="preserve"> &gt; git fetch --tags --force --progress -- https://github.com/anusharavikiran26/devops-build.git +refs/heads/*:refs/remotes/origin/* # timeout=10</w:t>
+      </w:r>
+    </w:p>
+    <w:p>
+      <w:r>
+        <w:lastRenderedPageBreak/>
+        <w:t xml:space="preserve"> &gt; git rev-parse refs/remotes/origin/main^{commit} # timeout=10</w:t>
+      </w:r>
+    </w:p>
+    <w:p>
+      <w:r>
+        <w:t>Checking out Revision 8076166acf3941b0f0944ec658ae5cf67cabc04c (refs/remotes/origin/main)</w:t>
+      </w:r>
+    </w:p>
+    <w:p>
+      <w:r>
+        <w:t xml:space="preserve"> &gt; git config core.sparsecheckout # timeout=10</w:t>
+      </w:r>
+    </w:p>
+    <w:p>
+      <w:r>
+        <w:t xml:space="preserve"> &gt; git checkout -f 8076166acf3941b0f0944ec658ae5cf67cabc04c # timeout=10</w:t>
+      </w:r>
+    </w:p>
+    <w:p>
+      <w:r>
+        <w:t>Commit message: "Fix Jenkinsfile branch detection and credential handling"</w:t>
+      </w:r>
+    </w:p>
+    <w:p>
+      <w:r>
+        <w:t>[Pipeline] }</w:t>
+      </w:r>
+    </w:p>
+    <w:p>
+      <w:r>
+        <w:t>[Pipeline] // stage</w:t>
+      </w:r>
+    </w:p>
+    <w:p>
+      <w:r>
+        <w:t>[Pipeline] stage</w:t>
+      </w:r>
+    </w:p>
+    <w:p>
+      <w:r>
+        <w:t>[Pipeline] { (Determine Environment)</w:t>
+      </w:r>
+    </w:p>
+    <w:p>
+      <w:r>
+        <w:t>[Pipeline] script</w:t>
+      </w:r>
+    </w:p>
+    <w:p>
+      <w:r>
+        <w:t>[Pipeline] {</w:t>
+      </w:r>
+    </w:p>
+    <w:p>
+      <w:r>
+        <w:t>[Pipeline] echo</w:t>
+      </w:r>
+    </w:p>
+    <w:p>
+      <w:r>
+        <w:t>Detected branch: main -&gt; Target Docker Hub repo: anushark/prod</w:t>
+      </w:r>
+    </w:p>
+    <w:p>
+      <w:r>
+        <w:t>[Pipeline] }</w:t>
+      </w:r>
+    </w:p>
+    <w:p>
+      <w:r>
+        <w:t>[Pipeline] // script</w:t>
+      </w:r>
+    </w:p>
+    <w:p>
+      <w:r>
+        <w:t>[Pipeline] }</w:t>
+      </w:r>
+    </w:p>
+    <w:p>
+      <w:r>
+        <w:t>[Pipeline] // stage</w:t>
+      </w:r>
+    </w:p>
+    <w:p>
+      <w:r>
+        <w:t>[Pipeline] stage</w:t>
+      </w:r>
+    </w:p>
+    <w:p>
+      <w:r>
+        <w:t>[Pipeline] { (Build Image)</w:t>
+      </w:r>
+    </w:p>
+    <w:p>
+      <w:r>
+        <w:t>[Pipeline] sh</w:t>
+      </w:r>
+    </w:p>
+    <w:p>
+      <w:r>
+        <w:t>+ docker build -t anushark/prod:43 .</w:t>
+      </w:r>
+    </w:p>
+    <w:p>
+      <w:r>
+        <w:t>DEPRECATED: The legacy builder is deprecated and will be removed in a future release.</w:t>
+      </w:r>
+    </w:p>
+    <w:p>
+      <w:r>
+        <w:t xml:space="preserve">            Install the buildx component to build images with BuildKit:</w:t>
+      </w:r>
+    </w:p>
+    <w:p>
+      <w:r>
+        <w:t xml:space="preserve">            https://docs.docker.com/go/buildx/</w:t>
+      </w:r>
+    </w:p>
+    <w:p/>
+    <w:p>
+      <w:r>
+        <w:t>Sending build context to Docker daemon  3.629MB</w:t>
+      </w:r>
+    </w:p>
+    <w:p>
+      <w:r>
+        <w:t>Step 1/6 : FROM nginx:1.25-alpine</w:t>
+      </w:r>
+    </w:p>
+    <w:p>
+      <w:r>
+        <w:lastRenderedPageBreak/>
+        <w:t>1.25-alpine: Pulling from library/nginx</w:t>
+      </w:r>
+    </w:p>
+    <w:p>
+      <w:r>
+        <w:t>4abcf2066143: Already exists</w:t>
+      </w:r>
+    </w:p>
+    <w:p>
+      <w:r>
+        <w:t>fc21a1d387f5: Already exists</w:t>
+      </w:r>
+    </w:p>
+    <w:p>
+      <w:r>
+        <w:t>e6ef242c1570: Already exists</w:t>
+      </w:r>
+    </w:p>
+    <w:p>
+      <w:r>
+        <w:t>13fcfbc94648: Already exists</w:t>
+      </w:r>
+    </w:p>
+    <w:p>
+      <w:r>
+        <w:t>d4bca490e609: Already exists</w:t>
+      </w:r>
+    </w:p>
+    <w:p>
+      <w:r>
+        <w:t>5406ed7b06d9: Already exists</w:t>
+      </w:r>
+    </w:p>
+    <w:p>
+      <w:r>
+        <w:t>8a3742a9529d: Already exists</w:t>
+      </w:r>
+    </w:p>
+    <w:p>
+      <w:r>
+        <w:t>0d0c16747d2c: Already exists</w:t>
+      </w:r>
+    </w:p>
+    <w:p>
+      <w:r>
+        <w:t>Digest: sha256:516475cc129da42866742567714ddc681e5eed7b9ee0b9e9c015e464b4221a00</w:t>
+      </w:r>
+    </w:p>
+    <w:p>
+      <w:r>
+        <w:t>Status: Downloaded newer image for nginx:1.25-alpine</w:t>
+      </w:r>
+    </w:p>
+    <w:p>
+      <w:r>
+        <w:t xml:space="preserve"> ---&gt; 501d84f5d064</w:t>
+      </w:r>
+    </w:p>
+    <w:p>
+      <w:r>
+        <w:t>Step 2/6 : RUN rm -rf /usr/share/nginx/html/*</w:t>
+      </w:r>
+    </w:p>
+    <w:p>
+      <w:r>
+        <w:t xml:space="preserve"> ---&gt; Running in 1def61bac80d</w:t>
+      </w:r>
+    </w:p>
+    <w:p>
+      <w:r>
+        <w:t xml:space="preserve"> ---&gt; Removed intermediate container 1def61bac80d</w:t>
+      </w:r>
+    </w:p>
+    <w:p>
+      <w:r>
+        <w:t xml:space="preserve"> ---&gt; 1feeee0d4cef</w:t>
+      </w:r>
+    </w:p>
+    <w:p>
+      <w:r>
+        <w:t>Step 3/6 : COPY build/ /usr/share/nginx/html/</w:t>
+      </w:r>
+    </w:p>
+    <w:p>
+      <w:r>
+        <w:t xml:space="preserve"> ---&gt; 12768a9c7e85</w:t>
+      </w:r>
+    </w:p>
+    <w:p>
+      <w:r>
+        <w:t>Step 4/6 : COPY nginx.conf /etc/nginx/conf.d/default.conf</w:t>
+      </w:r>
+    </w:p>
+    <w:p>
+      <w:r>
+        <w:t xml:space="preserve"> ---&gt; 88f45db0e8fe</w:t>
+      </w:r>
+    </w:p>
+    <w:p>
+      <w:r>
+        <w:t>Step 5/6 : EXPOSE 80</w:t>
+      </w:r>
+    </w:p>
+    <w:p>
+      <w:r>
+        <w:t xml:space="preserve"> ---&gt; Running in 23e0c00508aa</w:t>
+      </w:r>
+    </w:p>
+    <w:p>
+      <w:r>
+        <w:t xml:space="preserve"> ---&gt; Removed intermediate container 23e0c00508aa</w:t>
+      </w:r>
+    </w:p>
+    <w:p>
+      <w:r>
+        <w:t xml:space="preserve"> ---&gt; 1ec412a5f3d9</w:t>
+      </w:r>
+    </w:p>
+    <w:p>
+      <w:r>
+        <w:t>Step 6/6 : CMD ["nginx", "-g", "daemon off;"]</w:t>
+      </w:r>
+    </w:p>
+    <w:p>
+      <w:r>
+        <w:t xml:space="preserve"> ---&gt; Running in b34b5c9b40f1</w:t>
+      </w:r>
+    </w:p>
+    <w:p>
+      <w:r>
+        <w:t xml:space="preserve"> ---&gt; Removed intermediate container b34b5c9b40f1</w:t>
+      </w:r>
+    </w:p>
+    <w:p>
+      <w:r>
+        <w:lastRenderedPageBreak/>
+        <w:t xml:space="preserve"> ---&gt; a3cf767eee8c</w:t>
+      </w:r>
+    </w:p>
+    <w:p>
+      <w:r>
+        <w:t>Successfully built a3cf767eee8c</w:t>
+      </w:r>
+    </w:p>
+    <w:p>
+      <w:r>
+        <w:t>Successfully tagged anushark/prod:43</w:t>
+      </w:r>
+    </w:p>
+    <w:p>
+      <w:r>
+        <w:t>+ docker tag anushark/prod:43 anushark/prod:latest</w:t>
+      </w:r>
+    </w:p>
+    <w:p>
+      <w:r>
+        <w:t>[Pipeline] }</w:t>
+      </w:r>
+    </w:p>
+    <w:p>
+      <w:r>
+        <w:t>[Pipeline] // stage</w:t>
+      </w:r>
+    </w:p>
+    <w:p>
+      <w:r>
+        <w:t>[Pipeline] stage</w:t>
+      </w:r>
+    </w:p>
+    <w:p>
+      <w:r>
+        <w:t>[Pipeline] { (Push to Docker Hub)</w:t>
+      </w:r>
+    </w:p>
+    <w:p>
+      <w:r>
+        <w:t>[Pipeline] sh</w:t>
+      </w:r>
+    </w:p>
+    <w:p>
+      <w:r>
+        <w:t>Warning: A secret was passed to "sh" using Groovy String interpolation, which is insecure.</w:t>
+      </w:r>
+    </w:p>
+    <w:p>
+      <w:r>
+        <w:tab/>
+      </w:r>
+      <w:r>
+        <w:tab/>
+        <w:t xml:space="preserve"> Affected argument(s) used the following variable(s): [DOCKERHUB_CREDS_PSW]</w:t>
+      </w:r>
+    </w:p>
+    <w:p>
+      <w:r>
+        <w:tab/>
+      </w:r>
+      <w:r>
+        <w:tab/>
+        <w:t xml:space="preserve"> See https://jenkins.io/redirect/groovy-string-interpolation for details.</w:t>
+      </w:r>
+    </w:p>
+    <w:p>
+      <w:r>
+        <w:t>+ echo ****</w:t>
+      </w:r>
+    </w:p>
+    <w:p>
+      <w:r>
+        <w:t>+ docker login -u anushark --password-stdin</w:t>
+      </w:r>
+    </w:p>
+    <w:p>
+      <w:r>
+        <w:t>WARNING! Your password will be stored unencrypted in /root/.docker/config.json.</w:t>
+      </w:r>
+    </w:p>
+    <w:p>
+      <w:r>
+        <w:t>Configure a credential helper to remove this warning. See</w:t>
+      </w:r>
+    </w:p>
+    <w:p>
+      <w:r>
+        <w:t>https://docs.docker.com/engine/reference/commandline/login/#credentials-store</w:t>
+      </w:r>
+    </w:p>
+    <w:p/>
+    <w:p>
+      <w:r>
+        <w:t>Login Succeeded</w:t>
+      </w:r>
+    </w:p>
+    <w:p>
+      <w:r>
+        <w:t>+ docker push anushark/prod:43</w:t>
+      </w:r>
+    </w:p>
+    <w:p>
+      <w:r>
+        <w:t>The push refers to repository [docker.io/anushark/prod]</w:t>
+      </w:r>
+    </w:p>
+    <w:p>
+      <w:r>
+        <w:t>364a42405ce3: Preparing</w:t>
+      </w:r>
+    </w:p>
+    <w:p>
+      <w:r>
+        <w:t>2aab67ad73c2: Preparing</w:t>
+      </w:r>
+    </w:p>
+    <w:p>
+      <w:r>
+        <w:t>a18be1a431c8: Preparing</w:t>
+      </w:r>
+    </w:p>
+    <w:p>
+      <w:r>
+        <w:t>ce495f7b0b7d: Preparing</w:t>
+      </w:r>
+    </w:p>
+    <w:p>
+      <w:r>
+        <w:t>9c70f446fbe2: Preparing</w:t>
+      </w:r>
+    </w:p>
+    <w:p>
+      <w:r>
+        <w:t>5be225e16e44: Preparing</w:t>
+      </w:r>
+    </w:p>
+    <w:p>
+      <w:r>
+        <w:lastRenderedPageBreak/>
+        <w:t>3d04ead9b400: Preparing</w:t>
+      </w:r>
+    </w:p>
+    <w:p>
+      <w:r>
+        <w:t>af5598fef05f: Preparing</w:t>
+      </w:r>
+    </w:p>
+    <w:p>
+      <w:r>
+        <w:t>8fbd5a835e5e: Preparing</w:t>
+      </w:r>
+    </w:p>
+    <w:p>
+      <w:r>
+        <w:t>75061be64847: Preparing</w:t>
+      </w:r>
+    </w:p>
+    <w:p>
+      <w:r>
+        <w:t>d4fc045c9e3a: Preparing</w:t>
+      </w:r>
+    </w:p>
+    <w:p>
+      <w:r>
+        <w:t>5be225e16e44: Waiting</w:t>
+      </w:r>
+    </w:p>
+    <w:p>
+      <w:r>
+        <w:t>3d04ead9b400: Waiting</w:t>
+      </w:r>
+    </w:p>
+    <w:p>
+      <w:r>
+        <w:t>75061be64847: Waiting</w:t>
+      </w:r>
+    </w:p>
+    <w:p>
+      <w:r>
+        <w:t>af5598fef05f: Waiting</w:t>
+      </w:r>
+    </w:p>
+    <w:p>
+      <w:r>
+        <w:t>d4fc045c9e3a: Waiting</w:t>
+      </w:r>
+    </w:p>
+    <w:p>
+      <w:r>
+        <w:t>8fbd5a835e5e: Waiting</w:t>
+      </w:r>
+    </w:p>
+    <w:p>
+      <w:r>
+        <w:t>9c70f446fbe2: Mounted from library/nginx</w:t>
+      </w:r>
+    </w:p>
+    <w:p>
+      <w:r>
+        <w:t>ce495f7b0b7d: Mounted from library/nginx</w:t>
+      </w:r>
+    </w:p>
+    <w:p>
+      <w:r>
+        <w:t>364a42405ce3: Pushed</w:t>
+      </w:r>
+    </w:p>
+    <w:p>
+      <w:r>
+        <w:t>a18be1a431c8: Pushed</w:t>
+      </w:r>
+    </w:p>
+    <w:p>
+      <w:r>
+        <w:t>5be225e16e44: Mounted from library/nginx</w:t>
+      </w:r>
+    </w:p>
+    <w:p>
+      <w:r>
+        <w:t>2aab67ad73c2: Pushed</w:t>
+      </w:r>
+    </w:p>
+    <w:p>
+      <w:r>
+        <w:t>3d04ead9b400: Mounted from library/nginx</w:t>
+      </w:r>
+    </w:p>
+    <w:p>
+      <w:r>
+        <w:t>af5598fef05f: Mounted from library/nginx</w:t>
+      </w:r>
+    </w:p>
+    <w:p>
+      <w:r>
+        <w:t>8fbd5a835e5e: Mounted from library/nginx</w:t>
+      </w:r>
+    </w:p>
+    <w:p>
+      <w:r>
+        <w:t>75061be64847: Mounted from library/nginx</w:t>
+      </w:r>
+    </w:p>
+    <w:p>
+      <w:r>
+        <w:t>d4fc045c9e3a: Mounted from library/nginx</w:t>
+      </w:r>
+    </w:p>
+    <w:p>
+      <w:r>
+        <w:t>43: digest: sha256:07fc525a20af81e60d6a4297db3950d8690f850c733a6b5257ad267b92ad7809 size: 2613</w:t>
+      </w:r>
+    </w:p>
+    <w:p>
+      <w:r>
+        <w:t>+ docker push anushark/prod:latest</w:t>
+      </w:r>
+    </w:p>
+    <w:p>
+      <w:r>
+        <w:t>The push refers to repository [docker.io/anushark/prod]</w:t>
+      </w:r>
+    </w:p>
+    <w:p>
+      <w:r>
+        <w:t>364a42405ce3: Preparing</w:t>
+      </w:r>
+    </w:p>
+    <w:p>
+      <w:r>
+        <w:t>2aab67ad73c2: Preparing</w:t>
+      </w:r>
+    </w:p>
+    <w:p>
+      <w:r>
+        <w:lastRenderedPageBreak/>
+        <w:t>a18be1a431c8: Preparing</w:t>
+      </w:r>
+    </w:p>
+    <w:p>
+      <w:r>
+        <w:t>ce495f7b0b7d: Preparing</w:t>
+      </w:r>
+    </w:p>
+    <w:p>
+      <w:r>
+        <w:t>9c70f446fbe2: Preparing</w:t>
+      </w:r>
+    </w:p>
+    <w:p>
+      <w:r>
+        <w:t>5be225e16e44: Preparing</w:t>
+      </w:r>
+    </w:p>
+    <w:p>
+      <w:r>
+        <w:t>3d04ead9b400: Preparing</w:t>
+      </w:r>
+    </w:p>
+    <w:p>
+      <w:r>
+        <w:t>af5598fef05f: Preparing</w:t>
+      </w:r>
+    </w:p>
+    <w:p>
+      <w:r>
+        <w:t>8fbd5a835e5e: Preparing</w:t>
+      </w:r>
+    </w:p>
+    <w:p>
+      <w:r>
+        <w:t>75061be64847: Preparing</w:t>
+      </w:r>
+    </w:p>
+    <w:p>
+      <w:r>
+        <w:t>d4fc045c9e3a: Preparing</w:t>
+      </w:r>
+    </w:p>
+    <w:p>
+      <w:r>
+        <w:t>3d04ead9b400: Waiting</w:t>
+      </w:r>
+    </w:p>
+    <w:p>
+      <w:r>
+        <w:t>af5598fef05f: Waiting</w:t>
+      </w:r>
+    </w:p>
+    <w:p>
+      <w:r>
+        <w:t>8fbd5a835e5e: Waiting</w:t>
+      </w:r>
+    </w:p>
+    <w:p>
+      <w:r>
+        <w:t>75061be64847: Waiting</w:t>
+      </w:r>
+    </w:p>
+    <w:p>
+      <w:r>
+        <w:t>d4fc045c9e3a: Waiting</w:t>
+      </w:r>
+    </w:p>
+    <w:p>
+      <w:r>
+        <w:t>5be225e16e44: Waiting</w:t>
+      </w:r>
+    </w:p>
+    <w:p>
+      <w:r>
+        <w:t>a18be1a431c8: Layer already exists</w:t>
+      </w:r>
+    </w:p>
+    <w:p>
+      <w:r>
+        <w:t>364a42405ce3: Layer already exists</w:t>
+      </w:r>
+    </w:p>
+    <w:p>
+      <w:r>
+        <w:t>2aab67ad73c2: Layer already exists</w:t>
+      </w:r>
+    </w:p>
+    <w:p>
+      <w:r>
+        <w:t>ce495f7b0b7d: Layer already exists</w:t>
+      </w:r>
+    </w:p>
+    <w:p>
+      <w:r>
+        <w:t>9c70f446fbe2: Layer already exists</w:t>
+      </w:r>
+    </w:p>
+    <w:p>
+      <w:r>
+        <w:t>5be225e16e44: Layer already exists</w:t>
+      </w:r>
+    </w:p>
+    <w:p>
+      <w:r>
+        <w:t>af5598fef05f: Layer already exists</w:t>
+      </w:r>
+    </w:p>
+    <w:p>
+      <w:r>
+        <w:t>3d04ead9b400: Layer already exists</w:t>
+      </w:r>
+    </w:p>
+    <w:p>
+      <w:r>
+        <w:t>8fbd5a835e5e: Layer already exists</w:t>
+      </w:r>
+    </w:p>
+    <w:p>
+      <w:r>
+        <w:t>75061be64847: Layer already exists</w:t>
+      </w:r>
+    </w:p>
+    <w:p>
+      <w:r>
+        <w:t>d4fc045c9e3a: Layer already exists</w:t>
+      </w:r>
+    </w:p>
+    <w:p>
+      <w:r>
+        <w:t>latest: digest: sha256:07fc525a20af81e60d6a4297db3950d8690f850c733a6b5257ad267b92ad7809 size: 2613</w:t>
+      </w:r>
+    </w:p>
+    <w:p>
+      <w:r>
+        <w:lastRenderedPageBreak/>
+        <w:t>[Pipeline] }</w:t>
+      </w:r>
+    </w:p>
+    <w:p>
+      <w:r>
+        <w:t>[Pipeline] // stage</w:t>
+      </w:r>
+    </w:p>
+    <w:p>
+      <w:r>
+        <w:t>[Pipeline] stage</w:t>
+      </w:r>
+    </w:p>
+    <w:p>
+      <w:r>
+        <w:t>[Pipeline] { (Deploy)</w:t>
+      </w:r>
+    </w:p>
+    <w:p>
+      <w:r>
+        <w:t>[Pipeline] sh</w:t>
+      </w:r>
+    </w:p>
+    <w:p>
+      <w:r>
+        <w:t>+ docker stop devops-build-app</w:t>
+      </w:r>
+    </w:p>
+    <w:p>
+      <w:r>
+        <w:t>devops-build-app</w:t>
+      </w:r>
+    </w:p>
+    <w:p>
+      <w:r>
+        <w:t>+ docker rm devops-build-app</w:t>
+      </w:r>
+    </w:p>
+    <w:p>
+      <w:r>
+        <w:t>devops-build-app</w:t>
+      </w:r>
+    </w:p>
+    <w:p>
+      <w:r>
+        <w:t>+ docker run -d --name devops-build-app --restart unless-stopped -p 80:80 anushark/prod:latest</w:t>
+      </w:r>
+    </w:p>
+    <w:p>
+      <w:r>
+        <w:t>8326f0616748fc4d598f8815334e745614c3b063df580247d06166c886910bd0</w:t>
+      </w:r>
+    </w:p>
+    <w:p>
+      <w:r>
+        <w:t>[Pipeline] }</w:t>
+      </w:r>
+    </w:p>
+    <w:p>
+      <w:r>
+        <w:t>[Pipeline] // stage</w:t>
+      </w:r>
+    </w:p>
+    <w:p>
+      <w:r>
+        <w:t>[Pipeline] stage</w:t>
+      </w:r>
+    </w:p>
+    <w:p>
+      <w:r>
+        <w:t>[Pipeline] { (Declarative: Post Actions)</w:t>
+      </w:r>
+    </w:p>
+    <w:p>
+      <w:r>
+        <w:t>[Pipeline] echo</w:t>
+      </w:r>
+    </w:p>
+    <w:p>
+      <w:r>
+        <w:t>Pipeline succeeded. Image pushed to anushark/prod.</w:t>
+      </w:r>
+    </w:p>
+    <w:p>
+      <w:r>
+        <w:t>[Pipeline] }</w:t>
+      </w:r>
+    </w:p>
+    <w:p>
+      <w:r>
+        <w:t>[Pipeline] // stage</w:t>
+      </w:r>
+    </w:p>
+    <w:p>
+      <w:r>
+        <w:t>[Pipeline] }</w:t>
+      </w:r>
+    </w:p>
+    <w:p>
+      <w:r>
+        <w:t>[Pipeline] // withEnv</w:t>
+      </w:r>
+    </w:p>
+    <w:p>
+      <w:r>
+        <w:t>[Pipeline] }</w:t>
+      </w:r>
+    </w:p>
+    <w:p>
+      <w:r>
+        <w:t>[Pipeline] // withCredentials</w:t>
+      </w:r>
+    </w:p>
+    <w:p>
+      <w:r>
+        <w:t>[Pipeline] }</w:t>
+      </w:r>
+    </w:p>
+    <w:p>
+      <w:r>
+        <w:t>[Pipeline] // withEnv</w:t>
+      </w:r>
+    </w:p>
+    <w:p>
+      <w:r>
+        <w:t>[Pipeline] }</w:t>
+      </w:r>
+    </w:p>
+    <w:p>
+      <w:r>
+        <w:t>[Pipeline] // node</w:t>
+      </w:r>
+    </w:p>
+    <w:p>
+      <w:r>
+        <w:lastRenderedPageBreak/>
+        <w:t>[Pipeline] End of Pipeline</w:t>
+      </w:r>
+    </w:p>
+    <w:p>
+      <w:r>
+        <w:t>Finished: SUCCESS</w:t>
+      </w:r>
+    </w:p>
+    <w:p/>
+    <w:p/>
+    <w:p/>
+    <w:p>
+      <w:r>
+        <w:drawing>
+          <wp:inline distT="0" distB="0" distL="0" distR="0" wp14:anchorId="3C28514F" wp14:editId="4970C964">
+            <wp:extent cx="5731510" cy="2341245"/>
+            <wp:effectExtent l="0" t="0" r="2540" b="1905"/>
+            <wp:docPr id="2009569347" name="Picture 1"/>
+            <wp:cNvGraphicFramePr>
+              <a:graphicFrameLocks xmlns:a="http://schemas.openxmlformats.org/drawingml/2006/main" noChangeAspect="1"/>
+            </wp:cNvGraphicFramePr>
+            <a:graphic xmlns:a="http://schemas.openxmlformats.org/drawingml/2006/main">
+              <a:graphicData uri="http://schemas.openxmlformats.org/drawingml/2006/picture">
+                <pic:pic xmlns:pic="http://schemas.openxmlformats.org/drawingml/2006/picture">
+                  <pic:nvPicPr>
+                    <pic:cNvPr id="2009569347" name=""/>
+                    <pic:cNvPicPr/>
+                  </pic:nvPicPr>
+                  <pic:blipFill>
+                    <a:blip r:embed="rId27"/>
+                    <a:stretch>
+                      <a:fillRect/>
+                    </a:stretch>
+                  </pic:blipFill>
+                  <pic:spPr>
+                    <a:xfrm>
+                      <a:off x="0" y="0"/>
+                      <a:ext cx="5731510" cy="2341245"/>
+                    </a:xfrm>
+                    <a:prstGeom prst="rect">
+                      <a:avLst/>
+                    </a:prstGeom>
+                  </pic:spPr>
+                </pic:pic>
+              </a:graphicData>
+            </a:graphic>
+          </wp:inline>
+        </w:drawing>
+      </w:r>
+    </w:p>
+    <w:p/>
+    <w:p/>
+    <w:p/>
+    <w:p>
+      <w:r>
+        <w:drawing>
+          <wp:inline distT="0" distB="0" distL="0" distR="0" wp14:anchorId="35FEE7D1" wp14:editId="76902E6B">
+            <wp:extent cx="5731510" cy="2806700"/>
+            <wp:effectExtent l="0" t="0" r="2540" b="0"/>
+            <wp:docPr id="1426976176" name="Picture 1"/>
+            <wp:cNvGraphicFramePr>
+              <a:graphicFrameLocks xmlns:a="http://schemas.openxmlformats.org/drawingml/2006/main" noChangeAspect="1"/>
+            </wp:cNvGraphicFramePr>
+            <a:graphic xmlns:a="http://schemas.openxmlformats.org/drawingml/2006/main">
+              <a:graphicData uri="http://schemas.openxmlformats.org/drawingml/2006/picture">
+                <pic:pic xmlns:pic="http://schemas.openxmlformats.org/drawingml/2006/picture">
+                  <pic:nvPicPr>
+                    <pic:cNvPr id="1426976176" name=""/>
+                    <pic:cNvPicPr/>
+                  </pic:nvPicPr>
+                  <pic:blipFill>
+                    <a:blip r:embed="rId28"/>
+                    <a:stretch>
+                      <a:fillRect/>
+                    </a:stretch>
+                  </pic:blipFill>
+                  <pic:spPr>
+                    <a:xfrm>
+                      <a:off x="0" y="0"/>
+                      <a:ext cx="5731510" cy="2806700"/>
+                    </a:xfrm>
+                    <a:prstGeom prst="rect">
+                      <a:avLst/>
+                    </a:prstGeom>
+                  </pic:spPr>
+                </pic:pic>
+              </a:graphicData>
+            </a:graphic>
+          </wp:inline>
+        </w:drawing>
+      </w:r>
+    </w:p>
+    <w:p/>
+    <w:p>
+      <w:r>
+        <w:lastRenderedPageBreak/>
+        <w:drawing>
+          <wp:inline distT="0" distB="0" distL="0" distR="0" wp14:anchorId="3736061C" wp14:editId="57A0DF68">
+            <wp:extent cx="5731510" cy="1291590"/>
+            <wp:effectExtent l="0" t="0" r="2540" b="3810"/>
+            <wp:docPr id="1129745653" name="Picture 1"/>
+            <wp:cNvGraphicFramePr>
+              <a:graphicFrameLocks xmlns:a="http://schemas.openxmlformats.org/drawingml/2006/main" noChangeAspect="1"/>
+            </wp:cNvGraphicFramePr>
+            <a:graphic xmlns:a="http://schemas.openxmlformats.org/drawingml/2006/main">
+              <a:graphicData uri="http://schemas.openxmlformats.org/drawingml/2006/picture">
+                <pic:pic xmlns:pic="http://schemas.openxmlformats.org/drawingml/2006/picture">
+                  <pic:nvPicPr>
+                    <pic:cNvPr id="1129745653" name=""/>
+                    <pic:cNvPicPr/>
+                  </pic:nvPicPr>
+                  <pic:blipFill>
+                    <a:blip r:embed="rId29"/>
+                    <a:stretch>
+                      <a:fillRect/>
+                    </a:stretch>
+                  </pic:blipFill>
+                  <pic:spPr>
+                    <a:xfrm>
+                      <a:off x="0" y="0"/>
+                      <a:ext cx="5731510" cy="1291590"/>
+                    </a:xfrm>
+                    <a:prstGeom prst="rect">
+                      <a:avLst/>
+                    </a:prstGeom>
+                  </pic:spPr>
+                </pic:pic>
+              </a:graphicData>
+            </a:graphic>
+          </wp:inline>
+        </w:drawing>
+      </w:r>
+    </w:p>
+    <w:p/>
+    <w:p/>
+    <w:p>
+      <w:r>
+        <w:drawing>
+          <wp:inline distT="0" distB="0" distL="0" distR="0" wp14:anchorId="79C55A59" wp14:editId="1E9B8825">
+            <wp:extent cx="5731510" cy="2878455"/>
+            <wp:effectExtent l="0" t="0" r="2540" b="0"/>
+            <wp:docPr id="955200985" name="Picture 1"/>
+            <wp:cNvGraphicFramePr>
+              <a:graphicFrameLocks xmlns:a="http://schemas.openxmlformats.org/drawingml/2006/main" noChangeAspect="1"/>
+            </wp:cNvGraphicFramePr>
+            <a:graphic xmlns:a="http://schemas.openxmlformats.org/drawingml/2006/main">
+              <a:graphicData uri="http://schemas.openxmlformats.org/drawingml/2006/picture">
+                <pic:pic xmlns:pic="http://schemas.openxmlformats.org/drawingml/2006/picture">
+                  <pic:nvPicPr>
+                    <pic:cNvPr id="955200985" name=""/>
+                    <pic:cNvPicPr/>
+                  </pic:nvPicPr>
+                  <pic:blipFill>
+                    <a:blip r:embed="rId30"/>
+                    <a:stretch>
+                      <a:fillRect/>
+                    </a:stretch>
+                  </pic:blipFill>
+                  <pic:spPr>
+                    <a:xfrm>
+                      <a:off x="0" y="0"/>
+                      <a:ext cx="5731510" cy="2878455"/>
+                    </a:xfrm>
+                    <a:prstGeom prst="rect">
+                      <a:avLst/>
+                    </a:prstGeom>
+                  </pic:spPr>
+                </pic:pic>
+              </a:graphicData>
+            </a:graphic>
+          </wp:inline>
+        </w:drawing>
+      </w:r>
+    </w:p>
+    <w:p/>
+    <w:p>
+      <w:r>
+        <w:drawing>
+          <wp:inline distT="0" distB="0" distL="0" distR="0" wp14:anchorId="0B85E8A4" wp14:editId="023E48C7">
+            <wp:extent cx="5731510" cy="2547620"/>
+            <wp:effectExtent l="0" t="0" r="2540" b="5080"/>
+            <wp:docPr id="922308139" name="Picture 1"/>
+            <wp:cNvGraphicFramePr>
+              <a:graphicFrameLocks xmlns:a="http://schemas.openxmlformats.org/drawingml/2006/main" noChangeAspect="1"/>
+            </wp:cNvGraphicFramePr>
+            <a:graphic xmlns:a="http://schemas.openxmlformats.org/drawingml/2006/main">
+              <a:graphicData uri="http://schemas.openxmlformats.org/drawingml/2006/picture">
+                <pic:pic xmlns:pic="http://schemas.openxmlformats.org/drawingml/2006/picture">
+                  <pic:nvPicPr>
+                    <pic:cNvPr id="922308139" name=""/>
+                    <pic:cNvPicPr/>
+                  </pic:nvPicPr>
+                  <pic:blipFill>
+                    <a:blip r:embed="rId31"/>
+                    <a:stretch>
+                      <a:fillRect/>
+                    </a:stretch>
+                  </pic:blipFill>
+                  <pic:spPr>
+                    <a:xfrm>
+                      <a:off x="0" y="0"/>
+                      <a:ext cx="5731510" cy="2547620"/>
+                    </a:xfrm>
+                    <a:prstGeom prst="rect">
+                      <a:avLst/>
+                    </a:prstGeom>
+                  </pic:spPr>
+                </pic:pic>
+              </a:graphicData>
+            </a:graphic>
+          </wp:inline>
+        </w:drawing>
+      </w:r>
+    </w:p>
+    <w:p/>
+    <w:p>
+      <w:r>
+        <w:lastRenderedPageBreak/>
+        <w:drawing>
+          <wp:inline distT="0" distB="0" distL="0" distR="0" wp14:anchorId="3C8DBE11" wp14:editId="3A9FB880">
+            <wp:extent cx="5731510" cy="2437765"/>
+            <wp:effectExtent l="0" t="0" r="2540" b="635"/>
+            <wp:docPr id="842152962" name="Picture 1"/>
+            <wp:cNvGraphicFramePr>
+              <a:graphicFrameLocks xmlns:a="http://schemas.openxmlformats.org/drawingml/2006/main" noChangeAspect="1"/>
+            </wp:cNvGraphicFramePr>
+            <a:graphic xmlns:a="http://schemas.openxmlformats.org/drawingml/2006/main">
+              <a:graphicData uri="http://schemas.openxmlformats.org/drawingml/2006/picture">
+                <pic:pic xmlns:pic="http://schemas.openxmlformats.org/drawingml/2006/picture">
+                  <pic:nvPicPr>
+                    <pic:cNvPr id="842152962" name=""/>
+                    <pic:cNvPicPr/>
+                  </pic:nvPicPr>
+                  <pic:blipFill>
+                    <a:blip r:embed="rId32"/>
+                    <a:stretch>
+                      <a:fillRect/>
+                    </a:stretch>
+                  </pic:blipFill>
+                  <pic:spPr>
+                    <a:xfrm>
+                      <a:off x="0" y="0"/>
+                      <a:ext cx="5731510" cy="2437765"/>
+                    </a:xfrm>
+                    <a:prstGeom prst="rect">
+                      <a:avLst/>
+                    </a:prstGeom>
+                  </pic:spPr>
+                </pic:pic>
+              </a:graphicData>
+            </a:graphic>
+          </wp:inline>
+        </w:drawing>
+      </w:r>
+    </w:p>
+    <w:p/>
+    <w:p>
+      <w:r>
+        <w:drawing>
+          <wp:inline distT="0" distB="0" distL="0" distR="0" wp14:anchorId="0EDE5B66" wp14:editId="6280A911">
+            <wp:extent cx="5731510" cy="3207385"/>
+            <wp:effectExtent l="0" t="0" r="2540" b="0"/>
+            <wp:docPr id="223704801" name="Picture 1"/>
+            <wp:cNvGraphicFramePr>
+              <a:graphicFrameLocks xmlns:a="http://schemas.openxmlformats.org/drawingml/2006/main" noChangeAspect="1"/>
+            </wp:cNvGraphicFramePr>
+            <a:graphic xmlns:a="http://schemas.openxmlformats.org/drawingml/2006/main">
+              <a:graphicData uri="http://schemas.openxmlformats.org/drawingml/2006/picture">
+                <pic:pic xmlns:pic="http://schemas.openxmlformats.org/drawingml/2006/picture">
+                  <pic:nvPicPr>
+                    <pic:cNvPr id="223704801" name=""/>
+                    <pic:cNvPicPr/>
+                  </pic:nvPicPr>
+                  <pic:blipFill>
+                    <a:blip r:embed="rId33"/>
+                    <a:stretch>
+                      <a:fillRect/>
+                    </a:stretch>
+                  </pic:blipFill>
+                  <pic:spPr>
+                    <a:xfrm>
+                      <a:off x="0" y="0"/>
+                      <a:ext cx="5731510" cy="3207385"/>
+                    </a:xfrm>
+                    <a:prstGeom prst="rect">
+                      <a:avLst/>
+                    </a:prstGeom>
+                  </pic:spPr>
+                </pic:pic>
+              </a:graphicData>
+            </a:graphic>
+          </wp:inline>
+        </w:drawing>
+      </w:r>
+    </w:p>
+    <w:p>
+      <w:r>
+        <w:drawing>
+          <wp:inline distT="0" distB="0" distL="0" distR="0" wp14:anchorId="1AF60996" wp14:editId="64CB4A8B">
+            <wp:extent cx="5731510" cy="2599055"/>
+            <wp:effectExtent l="0" t="0" r="2540" b="0"/>
+            <wp:docPr id="1920385218" name="Picture 1"/>
+            <wp:cNvGraphicFramePr>
+              <a:graphicFrameLocks xmlns:a="http://schemas.openxmlformats.org/drawingml/2006/main" noChangeAspect="1"/>
+            </wp:cNvGraphicFramePr>
+            <a:graphic xmlns:a="http://schemas.openxmlformats.org/drawingml/2006/main">
+              <a:graphicData uri="http://schemas.openxmlformats.org/drawingml/2006/picture">
+                <pic:pic xmlns:pic="http://schemas.openxmlformats.org/drawingml/2006/picture">
+                  <pic:nvPicPr>
+                    <pic:cNvPr id="1920385218" name=""/>
+                    <pic:cNvPicPr/>
+                  </pic:nvPicPr>
+                  <pic:blipFill>
+                    <a:blip r:embed="rId34"/>
+                    <a:stretch>
+                      <a:fillRect/>
+                    </a:stretch>
+                  </pic:blipFill>
+                  <pic:spPr>
+                    <a:xfrm>
+                      <a:off x="0" y="0"/>
+                      <a:ext cx="5731510" cy="2599055"/>
                     </a:xfrm>
                     <a:prstGeom prst="rect">
                       <a:avLst/>
